--- a/templates/openagreements-cc-by-4.0/openagreements-confidentiality-invention-assignment-agreement/template.docx
+++ b/templates/openagreements-cc-by-4.0/openagreements-confidentiality-invention-assignment-agreement/template.docx
@@ -746,7 +746,7 @@
         <w:ind w:left="720"/>
       </w:pPr>
       <w:r>
-        <w:t xml:space="preserve">Several states limit the inventions an employee can be required to assign. For example, California Labor Code Sections 2870 to 2872 provide that an agreement requiring assignment of inventions does not apply to an invention the employee developed entirely on their own time without using the employer's equipment, supplies, facilities, or trade secret information, except for inventions that either (a) relate at the time of conception or reduction to practice to the employer's business or actual or demonstrably anticipated research or development, or (b) result from work the employee performed for the employer. Section 2872 requires the employer to give the employee this written notification, and this clause provides it. Comparable statutes apply in other states, including Delaware (Del. Code tit. 19, Section 805), Illinois (765 ILCS 1060/1 to 1060/3), Kansas (Kan. Stat. Section 44-130), Minnesota (Minn. Stat. Section 181.78), North Carolina (N.C. Gen. Stat. Sections 66-57.1 to 66-57.2), and Washington (Wash. Rev. Code Section 49.44.140), among others. Nothing in this agreement requires Employee to assign an invention that the law of Employee's state excludes from assignment, and the assignment in this agreement is limited accordingly.</w:t>
+        <w:t xml:space="preserve">This agreement does not require Employee to assign or offer to assign to Company any invention that Employee developed entirely on Employee's own time without using Company's equipment, supplies, facilities, or trade secret information, except for an invention that either (a) relates, at the time of conception or reduction to practice, to Company's business or to Company's actual or demonstrably anticipated research or development, or (b) results from any work performed by Employee for Company. Employee acknowledges that this clause is the written notification of that exclusion provided under California Labor Code Sections 2870 to 2872, 765 ILCS 1060/1 to 1060/3, Kan. Stat. Section 44-130, Minn. Stat. Section 181.78, and Wash. Rev. Code Section 49.44.140. For an Employee whose place of work is Kansas, Minnesota, or Washington, the exception in clause (a) applies only to an invention that relates directly to Company's business or to Company's actual or demonstrably anticipated research or development. Nothing in this agreement requires Employee to assign an invention that the law of Employee's state excludes from assignment, and the assignment in this agreement is limited accordingly.</w:t>
       </w:r>
     </w:p>
     <w:p>

--- a/templates/openagreements-cc-by-4.0/openagreements-confidentiality-invention-assignment-agreement/template.docx
+++ b/templates/openagreements-cc-by-4.0/openagreements-confidentiality-invention-assignment-agreement/template.docx
@@ -891,7 +891,7 @@
         <w:ind w:left="720"/>
       </w:pPr>
       <w:r>
-        <w:t xml:space="preserve">While performing services for Company, Employee will not, without Company's written consent, engage in any business or activity that competes with Company or that materially conflicts with Employee's duties to Company. This section does not restrict (a) passive investments, (b) lawful conduct during off-duty hours away from Company premises (including conduct protected under laws such as California Labor Code Section 96(k)), (c) protected or concerted activity under applicable law, or (d) good-faith preparation to take a future job or start a business, so long as Employee does not misuse Company time, resources, or Confidential Information. This section applies only while Employee is employed by Company; it does not restrict Employee after employment ends.</w:t>
+        <w:t xml:space="preserve">While performing services for Company, Employee will not, without Company's written consent, engage in any business or activity that competes with Company or that materially conflicts with Employee's duties to Company. This section does not restrict (a) passive investments, (b) lawful conduct during off-duty hours away from Company premises, (c) protected or concerted activity under applicable law, or (d) good-faith preparation to take a future job or start a business, so long as Employee does not misuse Company time, resources, or Confidential Information. This section applies only while Employee is employed by Company; it does not restrict Employee after employment ends.</w:t>
       </w:r>
     </w:p>
     <w:p>

--- a/templates/openagreements-cc-by-4.0/openagreements-confidentiality-invention-assignment-agreement/template.docx
+++ b/templates/openagreements-cc-by-4.0/openagreements-confidentiality-invention-assignment-agreement/template.docx
@@ -688,7 +688,7 @@
         <w:ind w:left="720"/>
       </w:pPr>
       <w:r>
-        <w:t xml:space="preserve">The assignment above does not apply to, and Covered Inventions do not include, any invention that Employee develops entirely on Employee's own time without using Company equipment, supplies, facilities, or trade secret information, and that neither (a) relates to Company business or to Company's actual or demonstrably anticipated research or development, nor (b) results from work performed by Employee for Company. This carve-out applies as a matter of contract whether or not a specific state invention-assignment statute applies. The Prior Inventions and Excluded Inventions identified in Cover Terms are also carved out and remain Employee's property. Employee represents that the Prior Inventions disclosure in Cover Terms is complete to Employee's knowledge as of the Effective Date.</w:t>
+        <w:t xml:space="preserve">The assignment above does not apply to, and Covered Inventions do not include, (a) any invention that Employee develops entirely on Employee's own time without using Company equipment, supplies, facilities, or trade secret information, and that neither (i) relates to Company business or to Company's actual or demonstrably anticipated research or development, nor (ii) results from work performed by Employee for Company; (b) the Prior Inventions identified in Cover Terms; or (c) the Excluded Inventions identified in Cover Terms. Employee represents that the Prior Inventions disclosure in Cover Terms is complete to Employee's knowledge as of the Effective Date.</w:t>
       </w:r>
     </w:p>
     <w:p>
@@ -1912,7 +1912,7 @@
         <w:sz w:val="18"/>
         <w:szCs w:val="18"/>
       </w:rPr>
-      <w:t xml:space="preserve">OpenAgreements Confidentiality &amp; Invention Assignment Agreement (CIIAA) (v1.3). Free to use under CC BY 4.0</w:t>
+      <w:t xml:space="preserve">OpenAgreements Confidentiality &amp; Invention Assignment Agreement (CIIAA) (v0.4.0). Free to use under CC BY 4.0</w:t>
     </w:r>
     <w:r>
       <w:tab/>
@@ -2045,7 +2045,7 @@
         <w:sz w:val="18"/>
         <w:szCs w:val="18"/>
       </w:rPr>
-      <w:t xml:space="preserve">OpenAgreements Confidentiality &amp; Invention Assignment Agreement (CIIAA) (v1.3). Free to use under CC BY 4.0</w:t>
+      <w:t xml:space="preserve">OpenAgreements Confidentiality &amp; Invention Assignment Agreement (CIIAA) (v0.4.0). Free to use under CC BY 4.0</w:t>
     </w:r>
     <w:r>
       <w:tab/>
@@ -2178,7 +2178,7 @@
         <w:sz w:val="18"/>
         <w:szCs w:val="18"/>
       </w:rPr>
-      <w:t xml:space="preserve">OpenAgreements Confidentiality &amp; Invention Assignment Agreement (CIIAA) (v1.3). Free to use under CC BY 4.0</w:t>
+      <w:t xml:space="preserve">OpenAgreements Confidentiality &amp; Invention Assignment Agreement (CIIAA) (v0.4.0). Free to use under CC BY 4.0</w:t>
     </w:r>
     <w:r>
       <w:tab/>

--- a/templates/openagreements-cc-by-4.0/openagreements-confidentiality-invention-assignment-agreement/template.docx
+++ b/templates/openagreements-cc-by-4.0/openagreements-confidentiality-invention-assignment-agreement/template.docx
@@ -2297,169 +2297,79 @@
 
 <file path=word/header1.xml><?xml version="1.0" encoding="utf-8"?>
 <w:hdr xmlns:w="http://schemas.openxmlformats.org/wordprocessingml/2006/main" xmlns:r="http://schemas.openxmlformats.org/officeDocument/2006/relationships">
-  <w:tbl>
-    <w:tblPr>
-      <w:tblW w:w="10080" w:type="dxa"/>
-      <w:tblBorders>
-        <w:top w:val="none" w:sz="0" w:space="0" w:color="auto"/>
-        <w:left w:val="none" w:sz="0" w:space="0" w:color="auto"/>
+  <w:p>
+    <w:pPr>
+      <w:pBdr>
         <w:bottom w:val="single" w:sz="8" w:space="0" w:color="107087"/>
-        <w:right w:val="none" w:sz="0" w:space="0" w:color="auto"/>
-        <w:insideH w:val="none" w:sz="0" w:space="0" w:color="auto"/>
-        <w:insideV w:val="none" w:sz="0" w:space="0" w:color="auto"/>
-      </w:tblBorders>
-      <w:tblLayout w:type="fixed"/>
-    </w:tblPr>
-    <w:tblGrid>
-      <w:gridCol w:w="10080"/>
-    </w:tblGrid>
-    <w:tr>
-      <w:tc>
-        <w:tcPr>
-          <w:tcW w:w="10080" w:type="dxa"/>
-          <w:tcBorders>
-            <w:bottom w:val="single" w:sz="8" w:space="0" w:color="107087"/>
-          </w:tcBorders>
-          <w:tcMar>
-            <w:top w:w="0" w:type="dxa"/>
-            <w:left w:w="0" w:type="dxa"/>
-            <w:bottom w:w="40" w:type="dxa"/>
-            <w:right w:w="0" w:type="dxa"/>
-          </w:tcMar>
-        </w:tcPr>
-        <w:p>
-          <w:pPr>
-            <w:spacing w:after="0"/>
-            <w:jc w:val="right"/>
-          </w:pPr>
-          <w:r>
-            <w:rPr>
-              <w:rFonts w:ascii="Arial" w:hAnsi="Arial" w:cs="Arial"/>
-              <w:b/>
-              <w:bCs/>
-              <w:caps/>
-              <w:color w:val="107087"/>
-              <w:sz w:val="18"/>
-              <w:szCs w:val="18"/>
-            </w:rPr>
-            <w:t xml:space="preserve">Cover Terms</w:t>
-          </w:r>
-        </w:p>
-      </w:tc>
-    </w:tr>
-  </w:tbl>
+      </w:pBdr>
+      <w:spacing w:after="0"/>
+      <w:jc w:val="right"/>
+    </w:pPr>
+    <w:r>
+      <w:rPr>
+        <w:rFonts w:ascii="Arial" w:hAnsi="Arial" w:cs="Arial"/>
+        <w:b/>
+        <w:bCs/>
+        <w:caps/>
+        <w:color w:val="107087"/>
+        <w:sz w:val="18"/>
+        <w:szCs w:val="18"/>
+      </w:rPr>
+      <w:t xml:space="preserve">Cover Terms</w:t>
+    </w:r>
+  </w:p>
 </w:hdr>
 </file>
 
 <file path=word/header2.xml><?xml version="1.0" encoding="utf-8"?>
 <w:hdr xmlns:w="http://schemas.openxmlformats.org/wordprocessingml/2006/main" xmlns:r="http://schemas.openxmlformats.org/officeDocument/2006/relationships">
-  <w:tbl>
-    <w:tblPr>
-      <w:tblW w:w="10080" w:type="dxa"/>
-      <w:tblBorders>
-        <w:top w:val="none" w:sz="0" w:space="0" w:color="auto"/>
-        <w:left w:val="none" w:sz="0" w:space="0" w:color="auto"/>
+  <w:p>
+    <w:pPr>
+      <w:pBdr>
         <w:bottom w:val="single" w:sz="8" w:space="0" w:color="107087"/>
-        <w:right w:val="none" w:sz="0" w:space="0" w:color="auto"/>
-        <w:insideH w:val="none" w:sz="0" w:space="0" w:color="auto"/>
-        <w:insideV w:val="none" w:sz="0" w:space="0" w:color="auto"/>
-      </w:tblBorders>
-      <w:tblLayout w:type="fixed"/>
-    </w:tblPr>
-    <w:tblGrid>
-      <w:gridCol w:w="10080"/>
-    </w:tblGrid>
-    <w:tr>
-      <w:tc>
-        <w:tcPr>
-          <w:tcW w:w="10080" w:type="dxa"/>
-          <w:tcBorders>
-            <w:bottom w:val="single" w:sz="8" w:space="0" w:color="107087"/>
-          </w:tcBorders>
-          <w:tcMar>
-            <w:top w:w="0" w:type="dxa"/>
-            <w:left w:w="0" w:type="dxa"/>
-            <w:bottom w:w="40" w:type="dxa"/>
-            <w:right w:w="0" w:type="dxa"/>
-          </w:tcMar>
-        </w:tcPr>
-        <w:p>
-          <w:pPr>
-            <w:spacing w:after="0"/>
-            <w:jc w:val="right"/>
-          </w:pPr>
-          <w:r>
-            <w:rPr>
-              <w:rFonts w:ascii="Arial" w:hAnsi="Arial" w:cs="Arial"/>
-              <w:b/>
-              <w:bCs/>
-              <w:caps/>
-              <w:color w:val="107087"/>
-              <w:sz w:val="18"/>
-              <w:szCs w:val="18"/>
-            </w:rPr>
-            <w:t xml:space="preserve">Standard Terms</w:t>
-          </w:r>
-        </w:p>
-      </w:tc>
-    </w:tr>
-  </w:tbl>
+      </w:pBdr>
+      <w:spacing w:after="0"/>
+      <w:jc w:val="right"/>
+    </w:pPr>
+    <w:r>
+      <w:rPr>
+        <w:rFonts w:ascii="Arial" w:hAnsi="Arial" w:cs="Arial"/>
+        <w:b/>
+        <w:bCs/>
+        <w:caps/>
+        <w:color w:val="107087"/>
+        <w:sz w:val="18"/>
+        <w:szCs w:val="18"/>
+      </w:rPr>
+      <w:t xml:space="preserve">Standard Terms</w:t>
+    </w:r>
+  </w:p>
 </w:hdr>
 </file>
 
 <file path=word/header3.xml><?xml version="1.0" encoding="utf-8"?>
 <w:hdr xmlns:w="http://schemas.openxmlformats.org/wordprocessingml/2006/main" xmlns:r="http://schemas.openxmlformats.org/officeDocument/2006/relationships">
-  <w:tbl>
-    <w:tblPr>
-      <w:tblW w:w="10080" w:type="dxa"/>
-      <w:tblBorders>
-        <w:top w:val="none" w:sz="0" w:space="0" w:color="auto"/>
-        <w:left w:val="none" w:sz="0" w:space="0" w:color="auto"/>
+  <w:p>
+    <w:pPr>
+      <w:pBdr>
         <w:bottom w:val="single" w:sz="8" w:space="0" w:color="107087"/>
-        <w:right w:val="none" w:sz="0" w:space="0" w:color="auto"/>
-        <w:insideH w:val="none" w:sz="0" w:space="0" w:color="auto"/>
-        <w:insideV w:val="none" w:sz="0" w:space="0" w:color="auto"/>
-      </w:tblBorders>
-      <w:tblLayout w:type="fixed"/>
-    </w:tblPr>
-    <w:tblGrid>
-      <w:gridCol w:w="10080"/>
-    </w:tblGrid>
-    <w:tr>
-      <w:tc>
-        <w:tcPr>
-          <w:tcW w:w="10080" w:type="dxa"/>
-          <w:tcBorders>
-            <w:bottom w:val="single" w:sz="8" w:space="0" w:color="107087"/>
-          </w:tcBorders>
-          <w:tcMar>
-            <w:top w:w="0" w:type="dxa"/>
-            <w:left w:w="0" w:type="dxa"/>
-            <w:bottom w:w="40" w:type="dxa"/>
-            <w:right w:w="0" w:type="dxa"/>
-          </w:tcMar>
-        </w:tcPr>
-        <w:p>
-          <w:pPr>
-            <w:spacing w:after="0"/>
-            <w:jc w:val="right"/>
-          </w:pPr>
-          <w:r>
-            <w:rPr>
-              <w:rFonts w:ascii="Arial" w:hAnsi="Arial" w:cs="Arial"/>
-              <w:b/>
-              <w:bCs/>
-              <w:caps/>
-              <w:color w:val="107087"/>
-              <w:sz w:val="18"/>
-              <w:szCs w:val="18"/>
-            </w:rPr>
-            <w:t xml:space="preserve">Signature Page</w:t>
-          </w:r>
-        </w:p>
-      </w:tc>
-    </w:tr>
-  </w:tbl>
+      </w:pBdr>
+      <w:spacing w:after="0"/>
+      <w:jc w:val="right"/>
+    </w:pPr>
+    <w:r>
+      <w:rPr>
+        <w:rFonts w:ascii="Arial" w:hAnsi="Arial" w:cs="Arial"/>
+        <w:b/>
+        <w:bCs/>
+        <w:caps/>
+        <w:color w:val="107087"/>
+        <w:sz w:val="18"/>
+        <w:szCs w:val="18"/>
+      </w:rPr>
+      <w:t xml:space="preserve">Signature Page</w:t>
+    </w:r>
+  </w:p>
 </w:hdr>
 </file>
 

--- a/templates/openagreements-cc-by-4.0/openagreements-confidentiality-invention-assignment-agreement/template.docx
+++ b/templates/openagreements-cc-by-4.0/openagreements-confidentiality-invention-assignment-agreement/template.docx
@@ -688,7 +688,7 @@
         <w:ind w:left="720"/>
       </w:pPr>
       <w:r>
-        <w:t xml:space="preserve">The assignment above does not apply to, and Covered Inventions do not include, (a) any invention that Employee develops entirely on Employee's own time without using Company equipment, supplies, facilities, or trade secret information, and that neither (i) relates to Company business or to Company's actual or demonstrably anticipated research or development, nor (ii) results from work performed by Employee for Company; (b) the Prior Inventions identified in Cover Terms; or (c) the Excluded Inventions identified in Cover Terms. Employee represents that the Prior Inventions disclosure in Cover Terms is complete to Employee's knowledge as of the Effective Date.</w:t>
+        <w:t xml:space="preserve">The assignment above does not apply to, and Covered Inventions do not include, (a) any invention that Employee develops entirely on Employee's own time without using Company equipment, supplies, facilities, or trade secret information, and that neither (i) relates, at the time of conception or reduction to practice, to Company business or to Company's actual or demonstrably anticipated research or development, nor (ii) results from work performed by Employee for Company; (b) the Prior Inventions identified in Cover Terms; or (c) the Excluded Inventions identified in Cover Terms. Employee represents that the Prior Inventions disclosure in Cover Terms is complete to Employee's knowledge as of the Effective Date.</w:t>
       </w:r>
     </w:p>
     <w:p>

--- a/templates/openagreements-cc-by-4.0/openagreements-confidentiality-invention-assignment-agreement/template.docx
+++ b/templates/openagreements-cc-by-4.0/openagreements-confidentiality-invention-assignment-agreement/template.docx
@@ -1909,8 +1909,8 @@
       <w:rPr>
         <w:rFonts w:ascii="Arial" w:hAnsi="Arial" w:cs="Arial"/>
         <w:color w:val="494A4B"/>
-        <w:sz w:val="18"/>
-        <w:szCs w:val="18"/>
+        <w:sz w:val="16"/>
+        <w:szCs w:val="16"/>
       </w:rPr>
       <w:t xml:space="preserve">OpenAgreements Confidentiality &amp; Invention Assignment Agreement (CIIAA) (v0.4.0). Free to use under CC BY 4.0</w:t>
     </w:r>
@@ -1921,8 +1921,8 @@
       <w:rPr>
         <w:rFonts w:ascii="Arial" w:hAnsi="Arial" w:cs="Arial"/>
         <w:color w:val="494A4B"/>
-        <w:sz w:val="18"/>
-        <w:szCs w:val="18"/>
+        <w:sz w:val="16"/>
+        <w:szCs w:val="16"/>
       </w:rPr>
       <w:t xml:space="preserve">Page </w:t>
     </w:r>
@@ -1930,8 +1930,8 @@
       <w:rPr>
         <w:rFonts w:ascii="Arial" w:hAnsi="Arial" w:cs="Arial"/>
         <w:color w:val="494A4B"/>
-        <w:sz w:val="18"/>
-        <w:szCs w:val="18"/>
+        <w:sz w:val="16"/>
+        <w:szCs w:val="16"/>
       </w:rPr>
       <w:fldChar w:fldCharType="begin"/>
     </w:r>
@@ -1939,8 +1939,8 @@
       <w:rPr>
         <w:rFonts w:ascii="Arial" w:hAnsi="Arial" w:cs="Arial"/>
         <w:color w:val="494A4B"/>
-        <w:sz w:val="18"/>
-        <w:szCs w:val="18"/>
+        <w:sz w:val="16"/>
+        <w:szCs w:val="16"/>
       </w:rPr>
       <w:instrText xml:space="preserve"> PAGE </w:instrText>
     </w:r>
@@ -1948,8 +1948,8 @@
       <w:rPr>
         <w:rFonts w:ascii="Arial" w:hAnsi="Arial" w:cs="Arial"/>
         <w:color w:val="494A4B"/>
-        <w:sz w:val="18"/>
-        <w:szCs w:val="18"/>
+        <w:sz w:val="16"/>
+        <w:szCs w:val="16"/>
       </w:rPr>
       <w:fldChar w:fldCharType="separate"/>
     </w:r>
@@ -1957,8 +1957,8 @@
       <w:rPr>
         <w:rFonts w:ascii="Arial" w:hAnsi="Arial" w:cs="Arial"/>
         <w:color w:val="494A4B"/>
-        <w:sz w:val="18"/>
-        <w:szCs w:val="18"/>
+        <w:sz w:val="16"/>
+        <w:szCs w:val="16"/>
       </w:rPr>
       <w:t xml:space="preserve">1</w:t>
     </w:r>
@@ -1966,8 +1966,8 @@
       <w:rPr>
         <w:rFonts w:ascii="Arial" w:hAnsi="Arial" w:cs="Arial"/>
         <w:color w:val="494A4B"/>
-        <w:sz w:val="18"/>
-        <w:szCs w:val="18"/>
+        <w:sz w:val="16"/>
+        <w:szCs w:val="16"/>
       </w:rPr>
       <w:fldChar w:fldCharType="end"/>
     </w:r>
@@ -1975,8 +1975,8 @@
       <w:rPr>
         <w:rFonts w:ascii="Arial" w:hAnsi="Arial" w:cs="Arial"/>
         <w:color w:val="494A4B"/>
-        <w:sz w:val="18"/>
-        <w:szCs w:val="18"/>
+        <w:sz w:val="16"/>
+        <w:szCs w:val="16"/>
       </w:rPr>
       <w:t xml:space="preserve"> of </w:t>
     </w:r>
@@ -1984,8 +1984,8 @@
       <w:rPr>
         <w:rFonts w:ascii="Arial" w:hAnsi="Arial" w:cs="Arial"/>
         <w:color w:val="494A4B"/>
-        <w:sz w:val="18"/>
-        <w:szCs w:val="18"/>
+        <w:sz w:val="16"/>
+        <w:szCs w:val="16"/>
       </w:rPr>
       <w:fldChar w:fldCharType="begin"/>
     </w:r>
@@ -1993,8 +1993,8 @@
       <w:rPr>
         <w:rFonts w:ascii="Arial" w:hAnsi="Arial" w:cs="Arial"/>
         <w:color w:val="494A4B"/>
-        <w:sz w:val="18"/>
-        <w:szCs w:val="18"/>
+        <w:sz w:val="16"/>
+        <w:szCs w:val="16"/>
       </w:rPr>
       <w:instrText xml:space="preserve"> NUMPAGES </w:instrText>
     </w:r>
@@ -2002,8 +2002,8 @@
       <w:rPr>
         <w:rFonts w:ascii="Arial" w:hAnsi="Arial" w:cs="Arial"/>
         <w:color w:val="494A4B"/>
-        <w:sz w:val="18"/>
-        <w:szCs w:val="18"/>
+        <w:sz w:val="16"/>
+        <w:szCs w:val="16"/>
       </w:rPr>
       <w:fldChar w:fldCharType="separate"/>
     </w:r>
@@ -2011,8 +2011,8 @@
       <w:rPr>
         <w:rFonts w:ascii="Arial" w:hAnsi="Arial" w:cs="Arial"/>
         <w:color w:val="494A4B"/>
-        <w:sz w:val="18"/>
-        <w:szCs w:val="18"/>
+        <w:sz w:val="16"/>
+        <w:szCs w:val="16"/>
       </w:rPr>
       <w:t xml:space="preserve">1</w:t>
     </w:r>
@@ -2020,8 +2020,8 @@
       <w:rPr>
         <w:rFonts w:ascii="Arial" w:hAnsi="Arial" w:cs="Arial"/>
         <w:color w:val="494A4B"/>
-        <w:sz w:val="18"/>
-        <w:szCs w:val="18"/>
+        <w:sz w:val="16"/>
+        <w:szCs w:val="16"/>
       </w:rPr>
       <w:fldChar w:fldCharType="end"/>
     </w:r>
@@ -2042,8 +2042,8 @@
       <w:rPr>
         <w:rFonts w:ascii="Arial" w:hAnsi="Arial" w:cs="Arial"/>
         <w:color w:val="494A4B"/>
-        <w:sz w:val="18"/>
-        <w:szCs w:val="18"/>
+        <w:sz w:val="16"/>
+        <w:szCs w:val="16"/>
       </w:rPr>
       <w:t xml:space="preserve">OpenAgreements Confidentiality &amp; Invention Assignment Agreement (CIIAA) (v0.4.0). Free to use under CC BY 4.0</w:t>
     </w:r>
@@ -2054,8 +2054,8 @@
       <w:rPr>
         <w:rFonts w:ascii="Arial" w:hAnsi="Arial" w:cs="Arial"/>
         <w:color w:val="494A4B"/>
-        <w:sz w:val="18"/>
-        <w:szCs w:val="18"/>
+        <w:sz w:val="16"/>
+        <w:szCs w:val="16"/>
       </w:rPr>
       <w:t xml:space="preserve">Page </w:t>
     </w:r>
@@ -2063,8 +2063,8 @@
       <w:rPr>
         <w:rFonts w:ascii="Arial" w:hAnsi="Arial" w:cs="Arial"/>
         <w:color w:val="494A4B"/>
-        <w:sz w:val="18"/>
-        <w:szCs w:val="18"/>
+        <w:sz w:val="16"/>
+        <w:szCs w:val="16"/>
       </w:rPr>
       <w:fldChar w:fldCharType="begin"/>
     </w:r>
@@ -2072,8 +2072,8 @@
       <w:rPr>
         <w:rFonts w:ascii="Arial" w:hAnsi="Arial" w:cs="Arial"/>
         <w:color w:val="494A4B"/>
-        <w:sz w:val="18"/>
-        <w:szCs w:val="18"/>
+        <w:sz w:val="16"/>
+        <w:szCs w:val="16"/>
       </w:rPr>
       <w:instrText xml:space="preserve"> PAGE </w:instrText>
     </w:r>
@@ -2081,8 +2081,8 @@
       <w:rPr>
         <w:rFonts w:ascii="Arial" w:hAnsi="Arial" w:cs="Arial"/>
         <w:color w:val="494A4B"/>
-        <w:sz w:val="18"/>
-        <w:szCs w:val="18"/>
+        <w:sz w:val="16"/>
+        <w:szCs w:val="16"/>
       </w:rPr>
       <w:fldChar w:fldCharType="separate"/>
     </w:r>
@@ -2090,8 +2090,8 @@
       <w:rPr>
         <w:rFonts w:ascii="Arial" w:hAnsi="Arial" w:cs="Arial"/>
         <w:color w:val="494A4B"/>
-        <w:sz w:val="18"/>
-        <w:szCs w:val="18"/>
+        <w:sz w:val="16"/>
+        <w:szCs w:val="16"/>
       </w:rPr>
       <w:t xml:space="preserve">1</w:t>
     </w:r>
@@ -2099,8 +2099,8 @@
       <w:rPr>
         <w:rFonts w:ascii="Arial" w:hAnsi="Arial" w:cs="Arial"/>
         <w:color w:val="494A4B"/>
-        <w:sz w:val="18"/>
-        <w:szCs w:val="18"/>
+        <w:sz w:val="16"/>
+        <w:szCs w:val="16"/>
       </w:rPr>
       <w:fldChar w:fldCharType="end"/>
     </w:r>
@@ -2108,8 +2108,8 @@
       <w:rPr>
         <w:rFonts w:ascii="Arial" w:hAnsi="Arial" w:cs="Arial"/>
         <w:color w:val="494A4B"/>
-        <w:sz w:val="18"/>
-        <w:szCs w:val="18"/>
+        <w:sz w:val="16"/>
+        <w:szCs w:val="16"/>
       </w:rPr>
       <w:t xml:space="preserve"> of </w:t>
     </w:r>
@@ -2117,8 +2117,8 @@
       <w:rPr>
         <w:rFonts w:ascii="Arial" w:hAnsi="Arial" w:cs="Arial"/>
         <w:color w:val="494A4B"/>
-        <w:sz w:val="18"/>
-        <w:szCs w:val="18"/>
+        <w:sz w:val="16"/>
+        <w:szCs w:val="16"/>
       </w:rPr>
       <w:fldChar w:fldCharType="begin"/>
     </w:r>
@@ -2126,8 +2126,8 @@
       <w:rPr>
         <w:rFonts w:ascii="Arial" w:hAnsi="Arial" w:cs="Arial"/>
         <w:color w:val="494A4B"/>
-        <w:sz w:val="18"/>
-        <w:szCs w:val="18"/>
+        <w:sz w:val="16"/>
+        <w:szCs w:val="16"/>
       </w:rPr>
       <w:instrText xml:space="preserve"> NUMPAGES </w:instrText>
     </w:r>
@@ -2135,8 +2135,8 @@
       <w:rPr>
         <w:rFonts w:ascii="Arial" w:hAnsi="Arial" w:cs="Arial"/>
         <w:color w:val="494A4B"/>
-        <w:sz w:val="18"/>
-        <w:szCs w:val="18"/>
+        <w:sz w:val="16"/>
+        <w:szCs w:val="16"/>
       </w:rPr>
       <w:fldChar w:fldCharType="separate"/>
     </w:r>
@@ -2144,8 +2144,8 @@
       <w:rPr>
         <w:rFonts w:ascii="Arial" w:hAnsi="Arial" w:cs="Arial"/>
         <w:color w:val="494A4B"/>
-        <w:sz w:val="18"/>
-        <w:szCs w:val="18"/>
+        <w:sz w:val="16"/>
+        <w:szCs w:val="16"/>
       </w:rPr>
       <w:t xml:space="preserve">1</w:t>
     </w:r>
@@ -2153,8 +2153,8 @@
       <w:rPr>
         <w:rFonts w:ascii="Arial" w:hAnsi="Arial" w:cs="Arial"/>
         <w:color w:val="494A4B"/>
-        <w:sz w:val="18"/>
-        <w:szCs w:val="18"/>
+        <w:sz w:val="16"/>
+        <w:szCs w:val="16"/>
       </w:rPr>
       <w:fldChar w:fldCharType="end"/>
     </w:r>
@@ -2175,8 +2175,8 @@
       <w:rPr>
         <w:rFonts w:ascii="Arial" w:hAnsi="Arial" w:cs="Arial"/>
         <w:color w:val="494A4B"/>
-        <w:sz w:val="18"/>
-        <w:szCs w:val="18"/>
+        <w:sz w:val="16"/>
+        <w:szCs w:val="16"/>
       </w:rPr>
       <w:t xml:space="preserve">OpenAgreements Confidentiality &amp; Invention Assignment Agreement (CIIAA) (v0.4.0). Free to use under CC BY 4.0</w:t>
     </w:r>
@@ -2187,8 +2187,8 @@
       <w:rPr>
         <w:rFonts w:ascii="Arial" w:hAnsi="Arial" w:cs="Arial"/>
         <w:color w:val="494A4B"/>
-        <w:sz w:val="18"/>
-        <w:szCs w:val="18"/>
+        <w:sz w:val="16"/>
+        <w:szCs w:val="16"/>
       </w:rPr>
       <w:t xml:space="preserve">Page </w:t>
     </w:r>
@@ -2196,8 +2196,8 @@
       <w:rPr>
         <w:rFonts w:ascii="Arial" w:hAnsi="Arial" w:cs="Arial"/>
         <w:color w:val="494A4B"/>
-        <w:sz w:val="18"/>
-        <w:szCs w:val="18"/>
+        <w:sz w:val="16"/>
+        <w:szCs w:val="16"/>
       </w:rPr>
       <w:fldChar w:fldCharType="begin"/>
     </w:r>
@@ -2205,8 +2205,8 @@
       <w:rPr>
         <w:rFonts w:ascii="Arial" w:hAnsi="Arial" w:cs="Arial"/>
         <w:color w:val="494A4B"/>
-        <w:sz w:val="18"/>
-        <w:szCs w:val="18"/>
+        <w:sz w:val="16"/>
+        <w:szCs w:val="16"/>
       </w:rPr>
       <w:instrText xml:space="preserve"> PAGE </w:instrText>
     </w:r>
@@ -2214,8 +2214,8 @@
       <w:rPr>
         <w:rFonts w:ascii="Arial" w:hAnsi="Arial" w:cs="Arial"/>
         <w:color w:val="494A4B"/>
-        <w:sz w:val="18"/>
-        <w:szCs w:val="18"/>
+        <w:sz w:val="16"/>
+        <w:szCs w:val="16"/>
       </w:rPr>
       <w:fldChar w:fldCharType="separate"/>
     </w:r>
@@ -2223,8 +2223,8 @@
       <w:rPr>
         <w:rFonts w:ascii="Arial" w:hAnsi="Arial" w:cs="Arial"/>
         <w:color w:val="494A4B"/>
-        <w:sz w:val="18"/>
-        <w:szCs w:val="18"/>
+        <w:sz w:val="16"/>
+        <w:szCs w:val="16"/>
       </w:rPr>
       <w:t xml:space="preserve">1</w:t>
     </w:r>
@@ -2232,8 +2232,8 @@
       <w:rPr>
         <w:rFonts w:ascii="Arial" w:hAnsi="Arial" w:cs="Arial"/>
         <w:color w:val="494A4B"/>
-        <w:sz w:val="18"/>
-        <w:szCs w:val="18"/>
+        <w:sz w:val="16"/>
+        <w:szCs w:val="16"/>
       </w:rPr>
       <w:fldChar w:fldCharType="end"/>
     </w:r>
@@ -2241,8 +2241,8 @@
       <w:rPr>
         <w:rFonts w:ascii="Arial" w:hAnsi="Arial" w:cs="Arial"/>
         <w:color w:val="494A4B"/>
-        <w:sz w:val="18"/>
-        <w:szCs w:val="18"/>
+        <w:sz w:val="16"/>
+        <w:szCs w:val="16"/>
       </w:rPr>
       <w:t xml:space="preserve"> of </w:t>
     </w:r>
@@ -2250,8 +2250,8 @@
       <w:rPr>
         <w:rFonts w:ascii="Arial" w:hAnsi="Arial" w:cs="Arial"/>
         <w:color w:val="494A4B"/>
-        <w:sz w:val="18"/>
-        <w:szCs w:val="18"/>
+        <w:sz w:val="16"/>
+        <w:szCs w:val="16"/>
       </w:rPr>
       <w:fldChar w:fldCharType="begin"/>
     </w:r>
@@ -2259,8 +2259,8 @@
       <w:rPr>
         <w:rFonts w:ascii="Arial" w:hAnsi="Arial" w:cs="Arial"/>
         <w:color w:val="494A4B"/>
-        <w:sz w:val="18"/>
-        <w:szCs w:val="18"/>
+        <w:sz w:val="16"/>
+        <w:szCs w:val="16"/>
       </w:rPr>
       <w:instrText xml:space="preserve"> NUMPAGES </w:instrText>
     </w:r>
@@ -2268,8 +2268,8 @@
       <w:rPr>
         <w:rFonts w:ascii="Arial" w:hAnsi="Arial" w:cs="Arial"/>
         <w:color w:val="494A4B"/>
-        <w:sz w:val="18"/>
-        <w:szCs w:val="18"/>
+        <w:sz w:val="16"/>
+        <w:szCs w:val="16"/>
       </w:rPr>
       <w:fldChar w:fldCharType="separate"/>
     </w:r>
@@ -2277,8 +2277,8 @@
       <w:rPr>
         <w:rFonts w:ascii="Arial" w:hAnsi="Arial" w:cs="Arial"/>
         <w:color w:val="494A4B"/>
-        <w:sz w:val="18"/>
-        <w:szCs w:val="18"/>
+        <w:sz w:val="16"/>
+        <w:szCs w:val="16"/>
       </w:rPr>
       <w:t xml:space="preserve">1</w:t>
     </w:r>
@@ -2286,8 +2286,8 @@
       <w:rPr>
         <w:rFonts w:ascii="Arial" w:hAnsi="Arial" w:cs="Arial"/>
         <w:color w:val="494A4B"/>
-        <w:sz w:val="18"/>
-        <w:szCs w:val="18"/>
+        <w:sz w:val="16"/>
+        <w:szCs w:val="16"/>
       </w:rPr>
       <w:fldChar w:fldCharType="end"/>
     </w:r>

--- a/templates/openagreements-cc-by-4.0/openagreements-confidentiality-invention-assignment-agreement/template.docx
+++ b/templates/openagreements-cc-by-4.0/openagreements-confidentiality-invention-assignment-agreement/template.docx
@@ -367,6 +367,54 @@
                 <w:sz w:val="22"/>
                 <w:szCs w:val="22"/>
               </w:rPr>
+              <w:t xml:space="preserve">Other Confidential Information Duration</w:t>
+            </w:r>
+          </w:p>
+        </w:tc>
+        <w:tc>
+          <w:tcPr>
+            <w:tcW w:w="6480" w:type="dxa"/>
+            <w:tcMar>
+              <w:top w:w="60" w:type="dxa"/>
+              <w:left w:w="0" w:type="dxa"/>
+              <w:bottom w:w="60" w:type="dxa"/>
+              <w:right w:w="0" w:type="dxa"/>
+            </w:tcMar>
+          </w:tcPr>
+          <w:p>
+            <w:r>
+              <w:rPr>
+                <w:rFonts w:ascii="Arial" w:hAnsi="Arial" w:cs="Arial"/>
+                <w:color w:val="1D2021"/>
+                <w:sz w:val="22"/>
+                <w:szCs w:val="22"/>
+              </w:rPr>
+              <w:t xml:space="preserve">For as long as the information remains confidential, and, where applicable law requires a fixed period, two years after employment ends</w:t>
+            </w:r>
+          </w:p>
+        </w:tc>
+      </w:tr>
+      <w:tr>
+        <w:tc>
+          <w:tcPr>
+            <w:tcW w:w="3600" w:type="dxa"/>
+            <w:tcMar>
+              <w:top w:w="60" w:type="dxa"/>
+              <w:left w:w="0" w:type="dxa"/>
+              <w:bottom w:w="60" w:type="dxa"/>
+              <w:right w:w="0" w:type="dxa"/>
+            </w:tcMar>
+          </w:tcPr>
+          <w:p>
+            <w:r>
+              <w:rPr>
+                <w:rFonts w:ascii="Arial" w:hAnsi="Arial" w:cs="Arial"/>
+                <w:b/>
+                <w:bCs/>
+                <w:color w:val="1D2021"/>
+                <w:sz w:val="22"/>
+                <w:szCs w:val="22"/>
+              </w:rPr>
               <w:t xml:space="preserve">Post-Termination Assistance</w:t>
             </w:r>
           </w:p>
@@ -572,7 +620,7 @@
         <w:t xml:space="preserve">“Confidential Information”</w:t>
       </w:r>
       <w:r>
-        <w:t xml:space="preserve"> means non-public information that Employee learns, accesses, or develops during employment, including business strategies, customer and prospect data, trade secrets, source code, algorithms, security credentials, technical and product information, financial information, personnel information. Confidential Information does not include information that (a) was publicly known when Employee learned it, (b) becomes publicly known through no fault of Employee, (c) was lawfully known to Employee before employment without confidentiality restriction, (d) Employee rightfully receives from a third party without confidentiality restriction, or (e) Employee independently develops outside the scope of employment without using Confidential Information or Company equipment, supplies, facilities, or other resources.</w:t>
+        <w:t xml:space="preserve"> means non-public information of Company that Employee learns, accesses, or develops during employment, including business strategies, customer and prospect data, trade secrets, source code, algorithms, security credentials, technical and product information, financial information, personnel information. Confidential Information also includes non-public information of another person or entity that Employee learns or accesses during employment and that Company has agreed to treat as confidential or that was entrusted to Company in confidence. Confidential Information does not include information that (a) was publicly known when Employee learned it, (b) becomes publicly known through no fault of Employee, (c) was lawfully known to Employee before employment without confidentiality restriction, (d) Employee rightfully receives from a third party without confidentiality restriction, or (e) Employee independently develops outside the scope of employment without using Confidential Information or Company equipment, supplies, facilities, or other resources.</w:t>
       </w:r>
     </w:p>
     <w:p>
@@ -1123,7 +1171,7 @@
         <w:ind w:left="720"/>
       </w:pPr>
       <w:r>
-        <w:t xml:space="preserve">Sections addressing assignment, confidentiality, return of materials, and assistance survive termination to the extent needed to enforce rights that arose during employment. Confidentiality obligations relating to trade secrets survive for so long as the information remains a trade secret under applicable law. This agreement does not transfer ownership of inventions that applicable law requires to remain with Employee.</w:t>
+        <w:t xml:space="preserve">Each obligation in this agreement continues after employment ends for as long as its own stated term provides. Any provision that by its nature should outlast employment survives the end of employment, and rights that arose during employment remain enforceable after it ends. After employment ends, confidentiality obligations relating to Confidential Information other than trade secrets survive for the Other Confidential Information Duration specified in Cover Terms. Confidentiality obligations relating to trade secrets survive for so long as the information remains a trade secret under applicable law. This agreement does not transfer ownership of inventions that applicable law requires to remain with Employee.</w:t>
       </w:r>
     </w:p>
     <w:p>
@@ -1912,7 +1960,7 @@
         <w:sz w:val="16"/>
         <w:szCs w:val="16"/>
       </w:rPr>
-      <w:t xml:space="preserve">OpenAgreements Confidentiality &amp; Invention Assignment Agreement (CIIAA) (v0.4.0). Free to use under CC BY 4.0</w:t>
+      <w:t xml:space="preserve">OpenAgreements Confidentiality &amp; Invention Assignment Agreement (CIIAA) (v0.5.0). Free to use under CC BY 4.0</w:t>
     </w:r>
     <w:r>
       <w:tab/>
@@ -2045,7 +2093,7 @@
         <w:sz w:val="16"/>
         <w:szCs w:val="16"/>
       </w:rPr>
-      <w:t xml:space="preserve">OpenAgreements Confidentiality &amp; Invention Assignment Agreement (CIIAA) (v0.4.0). Free to use under CC BY 4.0</w:t>
+      <w:t xml:space="preserve">OpenAgreements Confidentiality &amp; Invention Assignment Agreement (CIIAA) (v0.5.0). Free to use under CC BY 4.0</w:t>
     </w:r>
     <w:r>
       <w:tab/>
@@ -2178,7 +2226,7 @@
         <w:sz w:val="16"/>
         <w:szCs w:val="16"/>
       </w:rPr>
-      <w:t xml:space="preserve">OpenAgreements Confidentiality &amp; Invention Assignment Agreement (CIIAA) (v0.4.0). Free to use under CC BY 4.0</w:t>
+      <w:t xml:space="preserve">OpenAgreements Confidentiality &amp; Invention Assignment Agreement (CIIAA) (v0.5.0). Free to use under CC BY 4.0</w:t>
     </w:r>
     <w:r>
       <w:tab/>
